--- a/public/template.docx
+++ b/public/template.docx
@@ -287,6 +287,7 @@
   </w:latentStyles>
   <w:style w:type="paragraph" w:default="1" w:styleId="1">
     <w:name w:val="Normal"/>
+    <w:autoRedefine/>
     <w:qFormat/>
     <w:uiPriority w:val="0"/>
     <w:pPr>
